--- a/pruebas/informe/Plan-de-Pruebas-TaskFlow.docx
+++ b/pruebas/informe/Plan-de-Pruebas-TaskFlow.docx
@@ -85,7 +85,7 @@
           <w:sz w:val="24"/>
           <w:szCs w:val="24"/>
         </w:rPr>
-        <w:t xml:space="preserve">Fecha: 26 de octubre de 2026</w:t>
+        <w:t xml:space="preserve">Fecha: 27 de octubre de 2026</w:t>
       </w:r>
     </w:p>
     <w:p>
@@ -6013,7 +6013,7 @@
                 <w:sz w:val="15"/>
                 <w:szCs w:val="15"/>
               </w:rPr>
-              <w:t xml:space="preserve">19/20</w:t>
+              <w:t xml:space="preserve">20/20</w:t>
             </w:r>
           </w:p>
         </w:tc>
@@ -12985,7 +12985,7 @@
                 <w:sz w:val="18"/>
                 <w:szCs w:val="18"/>
               </w:rPr>
-              <w:t xml:space="preserve">26/10/2026</w:t>
+              <w:t xml:space="preserve">27/10/2026</w:t>
             </w:r>
           </w:p>
         </w:tc>

--- a/pruebas/informe/Plan-de-Pruebas-TaskFlow.docx
+++ b/pruebas/informe/Plan-de-Pruebas-TaskFlow.docx
@@ -11410,7 +11410,7 @@
                 <w:sz w:val="16"/>
                 <w:szCs w:val="16"/>
               </w:rPr>
-              <w:t xml:space="preserve">26/10/2026 · 26/10/2026</w:t>
+              <w:t xml:space="preserve">27/10/2026 · 26/10/2026</w:t>
             </w:r>
           </w:p>
         </w:tc>
